--- a/СДАЧА/ЛР7/РЕЗЮМЕ_ПРОЕКТА_NotaCode.docx
+++ b/СДАЧА/ЛР7/РЕЗЮМЕ_ПРОЕКТА_NotaCode.docx
@@ -101,7 +101,7 @@
               <w:pStyle w:val="Compact"/>
             </w:pPr>
             <w:r>
-              <w:t xml:space="preserve">К. А. Хаджинова, группа 320604, БГУИР</w:t>
+              <w:t xml:space="preserve">К. А. Хаджинова, группа 60131, БГУИР</w:t>
             </w:r>
           </w:p>
         </w:tc>
@@ -125,7 +125,7 @@
               <w:pStyle w:val="Compact"/>
             </w:pPr>
             <w:r>
-              <w:t xml:space="preserve">Проект создаёт веб-IDE «диаграммы как код» для студентов технических специальностей и аналитиков ПО, чтобы решить проблему отсутствия единого инструмента для всех нотаций проекта за счёт единого редактора с текстовым вводом.</w:t>
+              <w:t xml:space="preserve">Проект создает веб-IDE «диаграммы как код» для студентов технических специальностей и аналитиков ПО, чтобы решить проблему отсутствия единого инструмента для всех нотаций проекта за счет единого редактора с текстовым вводом.</w:t>
             </w:r>
           </w:p>
         </w:tc>
@@ -556,7 +556,7 @@
               <w:pStyle w:val="Compact"/>
             </w:pPr>
             <w:r>
-              <w:t xml:space="preserve">Для студентов и аналитиков ПО, которые сталкиваются с несколькими инструментами для нотаций, проект предлагает единый редактор, позволяющий получить диаграмму любой нотации из текста лучше, чем draw.io и PlantUML, за счёт набора нотаций, включая IDEF0 и DFD</w:t>
+              <w:t xml:space="preserve">Для студентов и аналитиков ПО, которые сталкиваются с несколькими инструментами для нотаций, проект предлагает единый редактор, позволяющий получить диаграмму любой нотации из текста лучше, чем draw.io и PlantUML, за счет набора нотаций, включая IDEF0 и DFD</w:t>
             </w:r>
           </w:p>
         </w:tc>
@@ -641,7 +641,7 @@
         <w:pStyle w:val="Heading2"/>
       </w:pPr>
       <w:r>
-        <w:t xml:space="preserve">5 Бизнес-модель по Канвас в сокращённом виде</w:t>
+        <w:t xml:space="preserve">5 Бизнес-модель по Канвас в сокращенном виде</w:t>
       </w:r>
     </w:p>
     <w:p>
@@ -649,7 +649,7 @@
         <w:pStyle w:val="FirstParagraph"/>
       </w:pPr>
       <w:r>
-        <w:t xml:space="preserve">Сегменты: студенты (Free), аналитики и разработчики (Pro). Ценность: диаграмма любой нотации из текста в одном инструменте. Каналы: поиск, сайт, вузы. Отношения: самообслуживание, документация. Доходы = подписка Pro × пользователь × год. Ресурсы и процессы: движок нотаций, разработка, документация. Партнёры и затраты: вузы, платёжный и ИИ-провайдеры; разработка, облако, ИИ-вызовы. Итог этапа: ЦП, товар, монетизация, канал и первый релиз описывают одну задачу – построение диаграмм нотаций проекта; полнота Канваса 71 %.</w:t>
+        <w:t xml:space="preserve">Сегменты: студенты (Free), аналитики и разработчики (Pro). Ценность: диаграмма любой нотации из текста в одном инструменте. Каналы: поиск, сайт, вузы. Отношения: самообслуживание, документация. Доходы = подписка Pro × пользователь × год. Ресурсы и процессы: движок нотаций, разработка, документация. Партнеры и затраты: вузы, платежный и ИИ-провайдеры; разработка, облако, ИИ-вызовы. Итог этапа: ЦП, товар, монетизация, канал и первый релиз описывают одну задачу – построение диаграмм нотаций проекта; полнота Канваса 71 %.</w:t>
       </w:r>
     </w:p>
     <w:bookmarkEnd w:id="13"/>
@@ -836,7 +836,7 @@
               <w:pStyle w:val="Compact"/>
             </w:pPr>
             <w:r>
-              <w:t xml:space="preserve">Платёжный провайдер, аналитика событий</w:t>
+              <w:t xml:space="preserve">Платежный провайдер, аналитика событий</w:t>
             </w:r>
           </w:p>
         </w:tc>
@@ -1107,7 +1107,7 @@
               <w:pStyle w:val="Compact"/>
             </w:pPr>
             <w:r>
-              <w:t xml:space="preserve">Разбор нотаций, платёжный провайдер, снижение спроса, бесплатный заменитель</w:t>
+              <w:t xml:space="preserve">Разбор нотаций, платежный провайдер, снижение спроса, бесплатный заменитель</w:t>
             </w:r>
           </w:p>
         </w:tc>
@@ -1139,7 +1139,7 @@
         <w:pStyle w:val="FirstParagraph"/>
       </w:pPr>
       <w:r>
-        <w:t xml:space="preserve">Пилот: ограниченный запуск первого релиза для студентов вузов Беларуси, поскольку ЦП перспективно, но нужно проверить готовность платить и причину снижения спроса. Критерий продолжения: достигнуты пороги метрик (активация не менее 60 %, D7 30 %, конверсия в Pro 3 %) и подтверждена готовность платить за Pro. Объём пилота ограничен 610 ч работы и нулевым бюджетом инфраструктуры, срок MVP – до 06.12.2026.</w:t>
+        <w:t xml:space="preserve">Пилот: ограниченный запуск первого релиза для студентов вузов Беларуси, поскольку ЦП перспективно, но нужно проверить готовность платить и причину снижения спроса. Критерий продолжения: достигнуты пороги метрик (активация не менее 60 %, D7 30 %, конверсия в Pro 3 %) и подтверждена готовность платить за Pro. Объем пилота ограничен 610 ч работы и нулевым бюджетом инфраструктуры, срок MVP – до 06.12.2026.</w:t>
       </w:r>
     </w:p>
     <w:bookmarkEnd w:id="16"/>
@@ -1157,12 +1157,14 @@
         <w:pStyle w:val="FirstParagraph"/>
       </w:pPr>
       <w:r>
-        <w:t xml:space="preserve">Проект NotaCode целесообразно рассматривать как веб-платформу «диаграммы как код» для студентов технических специальностей и аналитиков ПО. Его ценность основана на решении проблемы отсутствия единого набора нотаций, подтверждённой страницами восьми конкурентов. Первый релиз должен быть ограничен редактором нотаций волны 1, экспортом, тарифами, регистрацией и оплатой, которые сохраняют ключевое ценностное обещание и позволяют проверить спрос, оплату и удержание. Инвестиционное решение: пилот при условиях проверки готовности платить, выяснения причины снижения спроса и составления сметы.</w:t>
+        <w:t xml:space="preserve">Проект NotaCode целесообразно рассматривать как веб-платформу «диаграммы как код» для студентов технических специальностей и аналитиков ПО. Его ценность основана на решении проблемы отсутствия единого набора нотаций, подтвержденной страницами восьми конкурентов. Первый релиз должен быть ограничен редактором нотаций волны 1, экспортом, тарифами, регистрацией и оплатой, которые сохраняют ключевое ценностное обещание и позволяют проверить спрос, оплату и удержание. Инвестиционное решение: пилот при условиях проверки готовности платить, выяснения причины снижения спроса и составления сметы.</w:t>
       </w:r>
     </w:p>
     <w:bookmarkEnd w:id="17"/>
     <w:bookmarkEnd w:id="18"/>
     <w:sectPr>
+      <w:headerReference w:type="default" r:id="rId9"/>
+      <w:footerReference w:type="default" r:id="rId10"/>
       <w:footnotePr>
         <w:numRestart w:val="eachSect"/>
       </w:footnotePr>
@@ -1174,6 +1176,16 @@
 
 <file path=word/comments.xml><?xml version="1.0" encoding="utf-8"?>
 <w:comments xmlns:w="http://schemas.openxmlformats.org/wordprocessingml/2006/main" xmlns:m="http://schemas.openxmlformats.org/officeDocument/2006/math" xmlns:r="http://schemas.openxmlformats.org/officeDocument/2006/relationships" xmlns:o="urn:schemas-microsoft-com:office:office" xmlns:v="urn:schemas-microsoft-com:vml" xmlns:w10="urn:schemas-microsoft-com:office:word" xmlns:a="http://schemas.openxmlformats.org/drawingml/2006/main" xmlns:pic="http://schemas.openxmlformats.org/drawingml/2006/picture" xmlns:wp="http://schemas.openxmlformats.org/drawingml/2006/wordprocessingDrawing"/>
+</file>
+
+<file path=word/footer1.xml><?xml version="1.0" encoding="utf-8"?>
+<w:ftr xmlns:m="http://schemas.openxmlformats.org/officeDocument/2006/math" xmlns:mc="http://schemas.openxmlformats.org/markup-compatibility/2006" xmlns:mo="http://schemas.microsoft.com/office/mac/office/2008/main" xmlns:mv="urn:schemas-microsoft-com:mac:vml" xmlns:o="urn:schemas-microsoft-com:office:office" xmlns:r="http://schemas.openxmlformats.org/officeDocument/2006/relationships" xmlns:v="urn:schemas-microsoft-com:vml" xmlns:w10="urn:schemas-microsoft-com:office:word" xmlns:w14="http://schemas.microsoft.com/office/word/2010/wordml" xmlns:w="http://schemas.openxmlformats.org/wordprocessingml/2006/main" xmlns:wne="http://schemas.microsoft.com/office/word/2006/wordml" xmlns:wp14="http://schemas.microsoft.com/office/word/2010/wordprocessingDrawing" xmlns:wp="http://schemas.openxmlformats.org/drawingml/2006/wordprocessingDrawing" xmlns:wpc="http://schemas.microsoft.com/office/word/2010/wordprocessingCanvas" xmlns:wpg="http://schemas.microsoft.com/office/word/2010/wordprocessingGroup" xmlns:wpi="http://schemas.microsoft.com/office/word/2010/wordprocessingInk" xmlns:wps="http://schemas.microsoft.com/office/word/2010/wordprocessingShape" mc:Ignorable="w14 wp14">
+  <w:p>
+    <w:pPr>
+      <w:pStyle w:val="Footer"/>
+    </w:pPr>
+  </w:p>
+</w:ftr>
 </file>
 
 <file path=word/footnotes.xml><?xml version="1.0" encoding="utf-8"?>
@@ -1193,6 +1205,16 @@
     </w:p>
   </w:footnote>
 </w:footnotes>
+</file>
+
+<file path=word/header1.xml><?xml version="1.0" encoding="utf-8"?>
+<w:hdr xmlns:m="http://schemas.openxmlformats.org/officeDocument/2006/math" xmlns:mc="http://schemas.openxmlformats.org/markup-compatibility/2006" xmlns:mo="http://schemas.microsoft.com/office/mac/office/2008/main" xmlns:mv="urn:schemas-microsoft-com:mac:vml" xmlns:o="urn:schemas-microsoft-com:office:office" xmlns:r="http://schemas.openxmlformats.org/officeDocument/2006/relationships" xmlns:v="urn:schemas-microsoft-com:vml" xmlns:w10="urn:schemas-microsoft-com:office:word" xmlns:w14="http://schemas.microsoft.com/office/word/2010/wordml" xmlns:w="http://schemas.openxmlformats.org/wordprocessingml/2006/main" xmlns:wne="http://schemas.microsoft.com/office/word/2006/wordml" xmlns:wp14="http://schemas.microsoft.com/office/word/2010/wordprocessingDrawing" xmlns:wp="http://schemas.openxmlformats.org/drawingml/2006/wordprocessingDrawing" xmlns:wpc="http://schemas.microsoft.com/office/word/2010/wordprocessingCanvas" xmlns:wpg="http://schemas.microsoft.com/office/word/2010/wordprocessingGroup" xmlns:wpi="http://schemas.microsoft.com/office/word/2010/wordprocessingInk" xmlns:wps="http://schemas.microsoft.com/office/word/2010/wordprocessingShape" mc:Ignorable="w14 wp14">
+  <w:p>
+    <w:pPr>
+      <w:pStyle w:val="Header"/>
+    </w:pPr>
+  </w:p>
+</w:hdr>
 </file>
 
 <file path=word/numbering.xml><?xml version="1.0" encoding="utf-8"?>

--- a/СДАЧА/ЛР7/РЕЗЮМЕ_ПРОЕКТА_NotaCode.docx
+++ b/СДАЧА/ЛР7/РЕЗЮМЕ_ПРОЕКТА_NotaCode.docx
@@ -458,24 +458,19 @@
               <w:pStyle w:val="Compact"/>
             </w:pPr>
             <w:r>
-              <w:t xml:space="preserve">Вход: технологический и доверительный – высокие; выход – низкие барьеры (веб-сервис без крупных </w:t>
-            </w:r>
-            <w:r>
-              <w:lastRenderedPageBreak/>
-              <w:t>обязательств)</w:t>
-            </w:r>
-          </w:p>
-        </w:tc>
-        <w:tc>
-          <w:tcPr>
-            <w:tcW w:w="2640" w:type="dxa"/>
-          </w:tcPr>
-          <w:p>
-            <w:pPr>
-              <w:pStyle w:val="Compact"/>
-            </w:pPr>
-            <w:r>
-              <w:lastRenderedPageBreak/>
+              <w:t>Вход: технологический и доверительный – высокие; выход – низкие барьеры (веб-сервис без крупных обязательств)</w:t>
+            </w:r>
+          </w:p>
+        </w:tc>
+        <w:tc>
+          <w:tcPr>
+            <w:tcW w:w="2640" w:type="dxa"/>
+          </w:tcPr>
+          <w:p>
+            <w:pPr>
+              <w:pStyle w:val="Compact"/>
+            </w:pPr>
+            <w:r>
               <w:t>ЛР4, ЛР6</w:t>
             </w:r>
           </w:p>
@@ -505,7 +500,11 @@
         <w:pStyle w:val="FirstParagraph"/>
       </w:pPr>
       <w:r>
-        <w:t>Уровень конкуренции: 1 прямой (PlantUML), 4 близких, 9 косвенных и заменителей, главный заменитель – бесплатный draw.io. Рыночный стандарт: бесплатный доступ, экспорт, интеграции, документация, открытая цена. Преимущество проекта: полный набор нотаций, включая IDEF0, DFD и сети Петри. Главная проблема клиента: клиент не может построить диаграмму всех нотаций проекта без нескольких инструментов и освоения синтаксиса.</w:t>
+        <w:t xml:space="preserve">Уровень конкуренции: 1 прямой (PlantUML), 4 близких, 9 косвенных и заменителей, главный заменитель – бесплатный draw.io. Рыночный стандарт: бесплатный доступ, экспорт, интеграции, документация, открытая цена. Преимущество проекта: полный набор нотаций, </w:t>
+      </w:r>
+      <w:r>
+        <w:lastRenderedPageBreak/>
+        <w:t>включая IDEF0, DFD и сети Петри. Главная проблема клиента: клиент не может построить диаграмму всех нотаций проекта без нескольких инструментов и освоения синтаксиса.</w:t>
       </w:r>
     </w:p>
     <w:p>
@@ -745,10 +744,7 @@
         <w:pStyle w:val="FirstParagraph"/>
       </w:pPr>
       <w:r>
-        <w:t>Сегменты: студенты (Free), аналитики и разработчики (Pro). Ценность: диаграмма любой нотации из текста в одном инструменте. Каналы: поиск, сайт, вузы. Отношения: самообслуживание, документация. Доходы = подписка Pro × пользователь × год. Ресурсы и процессы: движок нотаций, разработка, документация. Партнеры и затраты: вузы, платежный и ИИ-провайдеры; разработка, облако, ИИ-вызовы. Итог этапа: ЦП, товар, монетизация, канал и первый релиз описывают одну задачу – построение диаграмм нотаций проекта; полнота Ка</w:t>
-      </w:r>
-      <w:r>
-        <w:t>нваса 71 %.</w:t>
+        <w:t>Сегменты: студенты (Free), аналитики и разработчики (Pro). Ценность: диаграмма любой нотации из текста в одном инструменте. Каналы: поиск, сайт, вузы. Отношения: самообслуживание, документация. Доходы = подписка Pro × пользователь × год. Ресурсы и процессы: движок нотаций, разработка, документация. Партнеры и затраты: вузы, платежный и ИИ-провайдеры; разработка, облако, ИИ-вызовы. Итог этапа: ЦП, товар, монетизация, канал и первый релиз описывают одну задачу – построение диаграмм нотаций проекта; полнота Канваса 71 %.</w:t>
       </w:r>
     </w:p>
     <w:p>
@@ -758,7 +754,6 @@
       <w:bookmarkStart w:id="6" w:name="_9045b3781ba6932f318296069f0ff05d9436ea2"/>
       <w:bookmarkEnd w:id="5"/>
       <w:r>
-        <w:lastRenderedPageBreak/>
         <w:t>6 Первый релиз, последующие релизы и ТЗ</w:t>
       </w:r>
     </w:p>
@@ -1006,19 +1001,24 @@
               <w:pStyle w:val="Compact"/>
             </w:pPr>
             <w:r>
-              <w:t>Пользователь строит диаграмму, понимает цену и оставляет заявку или платит</w:t>
-            </w:r>
-          </w:p>
-        </w:tc>
-        <w:tc>
-          <w:tcPr>
-            <w:tcW w:w="2640" w:type="dxa"/>
-          </w:tcPr>
-          <w:p>
-            <w:pPr>
-              <w:pStyle w:val="Compact"/>
-            </w:pPr>
-            <w:r>
+              <w:t xml:space="preserve">Пользователь строит диаграмму, понимает цену и оставляет заявку </w:t>
+            </w:r>
+            <w:r>
+              <w:lastRenderedPageBreak/>
+              <w:t>или платит</w:t>
+            </w:r>
+          </w:p>
+        </w:tc>
+        <w:tc>
+          <w:tcPr>
+            <w:tcW w:w="2640" w:type="dxa"/>
+          </w:tcPr>
+          <w:p>
+            <w:pPr>
+              <w:pStyle w:val="Compact"/>
+            </w:pPr>
+            <w:r>
+              <w:lastRenderedPageBreak/>
               <w:t>Пользователь возвращается и расширяет использование</w:t>
             </w:r>
           </w:p>
@@ -1313,11 +1313,7 @@
         <w:pStyle w:val="FirstParagraph"/>
       </w:pPr>
       <w:r>
-        <w:t xml:space="preserve">Пилот: ограниченный запуск первого релиза для студентов вузов Беларуси, поскольку ЦП перспективно, но нужно проверить готовность платить и причину снижения спроса. Критерий продолжения: достигнуты пороги метрик (активация не менее 60 %, D7 30 %, </w:t>
-      </w:r>
-      <w:r>
-        <w:lastRenderedPageBreak/>
-        <w:t>конверсия в Pro 3 %) и подтверждена готовность платить за Pro. Объем пилота ограничен 610 ч работы и нулевым бюджетом инфраструктуры, срок MVP – до 06.12.2026.</w:t>
+        <w:t>Пилот: ограниченный запуск первого релиза для студентов вузов Беларуси, поскольку ЦП перспективно, но нужно проверить готовность платить и причину снижения спроса. Критерий продолжения: достигнуты пороги метрик (активация не менее 60 %, D7 30 %, конверсия в Pro 3 %) и подтверждена готовность платить за Pro. Объем пилота ограничен 610 ч работы и нулевым бюджетом инфраструктуры, срок MVP – до 06.12.2026.</w:t>
       </w:r>
     </w:p>
     <w:p>
@@ -1335,10 +1331,7 @@
         <w:pStyle w:val="FirstParagraph"/>
       </w:pPr>
       <w:r>
-        <w:t>Проект NotaCode целесообразно рассматривать как веб-платформу «диаграммы как код» для студентов технических специальностей и аналитиков ПО. Его ценность основана на решении проблемы отсутствия единого набора нотаций, подтвержденной страницами восьми конкурентов. Первый релиз должен быть ограничен редактором нотаций волны 1, экспортом, тарифами, регистрацией и оплатой, которые сохраняют ключевое ценностное обещание и позволяют проверить спрос, оплату и удержание. Инвестиционное решение: пилот при условиях пр</w:t>
-      </w:r>
-      <w:r>
-        <w:t>оверки готовности платить, выяснения причины снижения спроса и составления сметы.</w:t>
+        <w:t>Проект NotaCode целесообразно рассматривать как веб-платформу «диаграммы как код» для студентов технических специальностей и аналитиков ПО. Его ценность основана на решении проблемы отсутствия единого набора нотаций, подтвержденной страницами восьми конкурентов. Первый релиз должен быть ограничен редактором нотаций волны 1, экспортом, тарифами, регистрацией и оплатой, которые сохраняют ключевое ценностное обещание и позволяют проверить спрос, оплату и удержание. Инвестиционное решение: пилот при условиях проверки готовности платить, выяснения причины снижения спроса и составления сметы.</w:t>
       </w:r>
       <w:bookmarkEnd w:id="0"/>
       <w:bookmarkEnd w:id="9"/>
